--- a/server/templates/library/information-management-policy/template.docx
+++ b/server/templates/library/information-management-policy/template.docx
@@ -3297,7 +3297,7 @@
               <w:szCs w:val="16"/>
               <w:rtl w:val="0"/>
             </w:rPr>
-            <w:t xml:space="preserve">The board of Spring 2 Health Pty Ltd </w:t>
+            <w:t xml:space="preserve">The board of {org.legal_name} </w:t>
           </w:r>
         </w:p>
       </w:tc>
@@ -3699,7 +3699,7 @@
         <w:szCs w:val="28"/>
         <w:rtl w:val="0"/>
       </w:rPr>
-      <w:t>Spring 2 Health ABN 71 665 820 986</w:t>
+      <w:t>{org.name} ABN {org.abn}</w:t>
     </w:r>
   </w:p>
   <w:p>

--- a/server/templates/library/information-management-policy/template.docx
+++ b/server/templates/library/information-management-policy/template.docx
@@ -3685,6 +3685,15 @@
 <w:hdr xmlns:mc="http://schemas.openxmlformats.org/markup-compatibility/2006" xmlns:o="urn:schemas-microsoft-com:office:office" xmlns:r="http://schemas.openxmlformats.org/officeDocument/2006/relationships" xmlns:m="http://schemas.openxmlformats.org/officeDocument/2006/math" xmlns:v="urn:schemas-microsoft-com:vml" xmlns:wp="http://schemas.openxmlformats.org/drawingml/2006/wordprocessingDrawing" xmlns:w10="urn:schemas-microsoft-com:office:word" xmlns:w="http://schemas.openxmlformats.org/wordprocessingml/2006/main" xmlns:wne="http://schemas.microsoft.com/office/word/2006/wordml" xmlns:sl="http://schemas.openxmlformats.org/schemaLibrary/2006/main" xmlns:a="http://schemas.openxmlformats.org/drawingml/2006/main" xmlns:pic="http://schemas.openxmlformats.org/drawingml/2006/picture" xmlns:c="http://schemas.openxmlformats.org/drawingml/2006/chart" xmlns:lc="http://schemas.openxmlformats.org/drawingml/2006/lockedCanvas" xmlns:dgm="http://schemas.openxmlformats.org/drawingml/2006/diagram" xmlns:wps="http://schemas.microsoft.com/office/word/2010/wordprocessingShape" xmlns:wpg="http://schemas.microsoft.com/office/word/2010/wordprocessingGroup" xmlns:w14="http://schemas.microsoft.com/office/word/2010/wordml" xmlns:w15="http://schemas.microsoft.com/office/word/2012/wordml">
   <w:p>
     <w:pPr>
+      <w:spacing w:before="0" w:after="80"/>
+      <w:jc w:val="left"/>
+    </w:pPr>
+    <w:r>
+      <w:t xml:space="preserve">{%org_logo}</w:t>
+    </w:r>
+  </w:p>
+  <w:p>
+    <w:pPr>
       <w:spacing w:after="120" w:line="240" w:lineRule="auto"/>
       <w:rPr>
         <w:b w:val="1"/>
@@ -3727,6 +3736,15 @@
 
 <file path=word/header2.xml><?xml version="1.0" encoding="utf-8"?>
 <w:hdr xmlns:mc="http://schemas.openxmlformats.org/markup-compatibility/2006" xmlns:o="urn:schemas-microsoft-com:office:office" xmlns:r="http://schemas.openxmlformats.org/officeDocument/2006/relationships" xmlns:m="http://schemas.openxmlformats.org/officeDocument/2006/math" xmlns:v="urn:schemas-microsoft-com:vml" xmlns:wp="http://schemas.openxmlformats.org/drawingml/2006/wordprocessingDrawing" xmlns:w10="urn:schemas-microsoft-com:office:word" xmlns:w="http://schemas.openxmlformats.org/wordprocessingml/2006/main" xmlns:wne="http://schemas.microsoft.com/office/word/2006/wordml" xmlns:sl="http://schemas.openxmlformats.org/schemaLibrary/2006/main" xmlns:a="http://schemas.openxmlformats.org/drawingml/2006/main" xmlns:pic="http://schemas.openxmlformats.org/drawingml/2006/picture" xmlns:c="http://schemas.openxmlformats.org/drawingml/2006/chart" xmlns:lc="http://schemas.openxmlformats.org/drawingml/2006/lockedCanvas" xmlns:dgm="http://schemas.openxmlformats.org/drawingml/2006/diagram" xmlns:wps="http://schemas.microsoft.com/office/word/2010/wordprocessingShape" xmlns:wpg="http://schemas.microsoft.com/office/word/2010/wordprocessingGroup" xmlns:w14="http://schemas.microsoft.com/office/word/2010/wordml" xmlns:w15="http://schemas.microsoft.com/office/word/2012/wordml">
+  <w:p>
+    <w:pPr>
+      <w:spacing w:before="0" w:after="80"/>
+      <w:jc w:val="left"/>
+    </w:pPr>
+    <w:r>
+      <w:t xml:space="preserve">{%org_logo}</w:t>
+    </w:r>
+  </w:p>
   <w:p>
     <w:pPr>
       <w:keepNext w:val="0"/>

--- a/server/templates/library/information-management-policy/template.docx
+++ b/server/templates/library/information-management-policy/template.docx
@@ -107,13 +107,7 @@
         <w:rPr>
           <w:rtl w:val="0"/>
         </w:rPr>
-        <w:t xml:space="preserve">{org.name} is committed to ensuring that </w:t>
-      </w:r>
-      <w:r>
-        <w:rPr>
-          <w:rtl w:val="0"/>
-        </w:rPr>
-        <w:t>management of each participant’s information ensures that it is identifiable, accurately recorded, current and confidential. Each participant’s information is easily accessible to the participant and appropriately utilised by relevant workers.</w:t>
+        <w:t xml:space="preserve">{org.name} is committed to ensuring that management of each participant’s information ensures that it is identifiable, accurately recorded, current and confidential. Each participant’s information is easily accessible to the participant and appropriately utilised by relevant workers.</w:t>
       </w:r>
     </w:p>
     <w:p>
@@ -1148,13 +1142,7 @@
         <w:rPr>
           <w:rtl w:val="0"/>
         </w:rPr>
-        <w:t xml:space="preserve">Client’s </w:t>
-      </w:r>
-      <w:r>
-        <w:rPr>
-          <w:rtl w:val="0"/>
-        </w:rPr>
-        <w:t>consent must be obtained to collect, use and retain their information or to disclose their information (including assessments) to other parties, including details of the purpose of collection, use and disclosure. Such consent is obtained in accordance with:</w:t>
+        <w:t xml:space="preserve">Client’s consent must be obtained to collect, use and retain their information or to disclose their information (including assessments) to other parties, including details of the purpose of collection, use and disclosure. Such consent is obtained in accordance with:</w:t>
       </w:r>
     </w:p>
     <w:p>
@@ -2948,11 +2936,6 @@
         </w:rPr>
         <w:t>Legislation, Rules, Guidelines and Policies apply to this Policy and Related Documentation as set out in the Legislation Register.</w:t>
       </w:r>
-      <w:r>
-        <w:rPr>
-          <w:rtl w:val="0"/>
-        </w:rPr>
-      </w:r>
     </w:p>
     <w:p>
       <w:pPr>
@@ -3101,7 +3084,7 @@
         <w:rPr>
           <w:rtl w:val="0"/>
         </w:rPr>
-        <w:t>The Board of {org.legal_name}</w:t>
+        <w:t>{org.signatory.name}, Director of {org.legal_name}</w:t>
       </w:r>
     </w:p>
     <w:p>

--- a/server/templates/library/information-management-policy/template.docx
+++ b/server/templates/library/information-management-policy/template.docx
@@ -107,7 +107,13 @@
         <w:rPr>
           <w:rtl w:val="0"/>
         </w:rPr>
-        <w:t xml:space="preserve">{org.name} is committed to ensuring that management of each participant’s information ensures that it is identifiable, accurately recorded, current and confidential. Each participant’s information is easily accessible to the participant and appropriately utilised by relevant workers.</w:t>
+        <w:t xml:space="preserve">{org.name} is committed to ensuring that </w:t>
+      </w:r>
+      <w:r>
+        <w:rPr>
+          <w:rtl w:val="0"/>
+        </w:rPr>
+        <w:t>management of each participant’s information ensures that it is identifiable, accurately recorded, current and confidential. Each participant’s information is easily accessible to the participant and appropriately utilised by relevant workers.</w:t>
       </w:r>
     </w:p>
     <w:p>
@@ -1142,7 +1148,13 @@
         <w:rPr>
           <w:rtl w:val="0"/>
         </w:rPr>
-        <w:t xml:space="preserve">Client’s consent must be obtained to collect, use and retain their information or to disclose their information (including assessments) to other parties, including details of the purpose of collection, use and disclosure. Such consent is obtained in accordance with:</w:t>
+        <w:t xml:space="preserve">Client’s </w:t>
+      </w:r>
+      <w:r>
+        <w:rPr>
+          <w:rtl w:val="0"/>
+        </w:rPr>
+        <w:t>consent must be obtained to collect, use and retain their information or to disclose their information (including assessments) to other parties, including details of the purpose of collection, use and disclosure. Such consent is obtained in accordance with:</w:t>
       </w:r>
     </w:p>
     <w:p>
@@ -2936,6 +2948,11 @@
         </w:rPr>
         <w:t>Legislation, Rules, Guidelines and Policies apply to this Policy and Related Documentation as set out in the Legislation Register.</w:t>
       </w:r>
+      <w:r>
+        <w:rPr>
+          <w:rtl w:val="0"/>
+        </w:rPr>
+      </w:r>
     </w:p>
     <w:p>
       <w:pPr>
@@ -3084,7 +3101,7 @@
         <w:rPr>
           <w:rtl w:val="0"/>
         </w:rPr>
-        <w:t>{org.signatory.name}, Director of {org.legal_name}</w:t>
+        <w:t>The Board of {org.legal_name}</w:t>
       </w:r>
     </w:p>
     <w:p>
